--- a/Технический проект.docx
+++ b/Технический проект.docx
@@ -484,10 +484,7 @@
         <w:t>5</w:t>
       </w:r>
       <w:r>
-        <w:t xml:space="preserve"> – Процесс </w:t>
-      </w:r>
-      <w:r>
-        <w:t>генерации юнит-тестов</w:t>
+        <w:t xml:space="preserve"> – Процесс генерации юнит-тестов</w:t>
       </w:r>
     </w:p>
     <w:p>
@@ -556,11 +553,10 @@
         <w:t xml:space="preserve">на рисунке </w:t>
       </w:r>
       <w:r>
-        <w:rPr>
-          <w:lang w:val="en-US"/>
-        </w:rPr>
-        <w:t>N</w:t>
-      </w:r>
+        <w:t>6</w:t>
+      </w:r>
+      <w:bookmarkStart w:id="0" w:name="_GoBack"/>
+      <w:bookmarkEnd w:id="0"/>
       <w:r>
         <w:t>.</w:t>
       </w:r>
@@ -932,8 +928,6 @@
       <w:r>
         <w:t>4</w:t>
       </w:r>
-      <w:bookmarkStart w:id="0" w:name="_GoBack"/>
-      <w:bookmarkEnd w:id="0"/>
       <w:r>
         <w:t xml:space="preserve"> представлены макеты экранов.</w:t>
       </w:r>
@@ -1604,10 +1598,7 @@
         <w:t xml:space="preserve">На рисунке </w:t>
       </w:r>
       <w:r>
-        <w:t>10</w:t>
-      </w:r>
-      <w:r>
-        <w:t xml:space="preserve"> </w:t>
+        <w:t xml:space="preserve">10 </w:t>
       </w:r>
       <w:r>
         <w:t>цифрами обозначены:</w:t>

--- a/Технический проект.docx
+++ b/Технический проект.docx
@@ -155,20 +155,16 @@
     <w:p>
       <w:pPr>
         <w:jc w:val="center"/>
-        <w:rPr>
-          <w:lang w:val="en-US"/>
-        </w:rPr>
       </w:pPr>
       <w:r>
         <w:rPr>
           <w:noProof/>
-          <w:lang w:val="en-US"/>
         </w:rPr>
         <w:drawing>
-          <wp:inline distT="0" distB="0" distL="0" distR="0" wp14:anchorId="33AF1A33" wp14:editId="2A514ACD">
-            <wp:extent cx="5731510" cy="2755900"/>
-            <wp:effectExtent l="0" t="0" r="2540" b="6350"/>
-            <wp:docPr id="3" name="Рисунок 3"/>
+          <wp:inline distT="0" distB="0" distL="0" distR="0" wp14:anchorId="1CE97FC3" wp14:editId="5A8DAAFC">
+            <wp:extent cx="5731510" cy="2762250"/>
+            <wp:effectExtent l="0" t="0" r="2540" b="0"/>
+            <wp:docPr id="15" name="Рисунок 15"/>
             <wp:cNvGraphicFramePr>
               <a:graphicFrameLocks xmlns:a="http://schemas.openxmlformats.org/drawingml/2006/main" noChangeAspect="1"/>
             </wp:cNvGraphicFramePr>
@@ -188,7 +184,7 @@
                   <pic:spPr>
                     <a:xfrm>
                       <a:off x="0" y="0"/>
-                      <a:ext cx="5731510" cy="2755900"/>
+                      <a:ext cx="5731510" cy="2762250"/>
                     </a:xfrm>
                     <a:prstGeom prst="rect">
                       <a:avLst/>
@@ -221,7 +217,31 @@
         <w:t xml:space="preserve">нке </w:t>
       </w:r>
       <w:r>
-        <w:t>3 представлена диаграмма потоков данных в системе</w:t>
+        <w:t>3</w:t>
+      </w:r>
+      <w:r>
+        <w:t>-5</w:t>
+      </w:r>
+      <w:r>
+        <w:t xml:space="preserve"> представлен</w:t>
+      </w:r>
+      <w:r>
+        <w:t>ы</w:t>
+      </w:r>
+      <w:r>
+        <w:t xml:space="preserve"> диаграмм</w:t>
+      </w:r>
+      <w:r>
+        <w:t>ы</w:t>
+      </w:r>
+      <w:r>
+        <w:t xml:space="preserve"> потоков данных</w:t>
+      </w:r>
+      <w:r>
+        <w:t xml:space="preserve"> процессов</w:t>
+      </w:r>
+      <w:r>
+        <w:t xml:space="preserve"> в системе</w:t>
       </w:r>
     </w:p>
     <w:p>
@@ -233,10 +253,10 @@
           <w:noProof/>
         </w:rPr>
         <w:drawing>
-          <wp:inline distT="0" distB="0" distL="0" distR="0" wp14:anchorId="3E542F0B" wp14:editId="1B539890">
-            <wp:extent cx="5731510" cy="2500630"/>
-            <wp:effectExtent l="0" t="0" r="2540" b="0"/>
-            <wp:docPr id="2" name="Рисунок 2"/>
+          <wp:inline distT="0" distB="0" distL="0" distR="0" wp14:anchorId="3078B975" wp14:editId="1313756A">
+            <wp:extent cx="4099560" cy="1912620"/>
+            <wp:effectExtent l="0" t="0" r="0" b="0"/>
+            <wp:docPr id="3" name="Рисунок 3"/>
             <wp:cNvGraphicFramePr>
               <a:graphicFrameLocks xmlns:a="http://schemas.openxmlformats.org/drawingml/2006/main" noChangeAspect="1"/>
             </wp:cNvGraphicFramePr>
@@ -265,7 +285,7 @@
                   <pic:spPr bwMode="auto">
                     <a:xfrm>
                       <a:off x="0" y="0"/>
-                      <a:ext cx="5731510" cy="2500630"/>
+                      <a:ext cx="4099560" cy="1912620"/>
                     </a:xfrm>
                     <a:prstGeom prst="rect">
                       <a:avLst/>
@@ -293,7 +313,166 @@
         <w:t>3</w:t>
       </w:r>
       <w:r>
-        <w:t xml:space="preserve"> – Диаграмма потоков данных.</w:t>
+        <w:t xml:space="preserve"> – </w:t>
+      </w:r>
+      <w:r>
+        <w:t>Диаграмма потоков данных для загрузки и анализа исходного кода</w:t>
+      </w:r>
+    </w:p>
+    <w:p>
+      <w:pPr>
+        <w:jc w:val="center"/>
+        <w:rPr>
+          <w:lang w:val="en-US"/>
+        </w:rPr>
+      </w:pPr>
+      <w:r>
+        <w:rPr>
+          <w:noProof/>
+        </w:rPr>
+        <w:drawing>
+          <wp:inline distT="0" distB="0" distL="0" distR="0" wp14:anchorId="42F3A749" wp14:editId="667FABEA">
+            <wp:extent cx="4488180" cy="2484120"/>
+            <wp:effectExtent l="0" t="0" r="7620" b="0"/>
+            <wp:docPr id="16" name="Рисунок 16"/>
+            <wp:cNvGraphicFramePr>
+              <a:graphicFrameLocks xmlns:a="http://schemas.openxmlformats.org/drawingml/2006/main" noChangeAspect="1"/>
+            </wp:cNvGraphicFramePr>
+            <a:graphic xmlns:a="http://schemas.openxmlformats.org/drawingml/2006/main">
+              <a:graphicData uri="http://schemas.openxmlformats.org/drawingml/2006/picture">
+                <pic:pic xmlns:pic="http://schemas.openxmlformats.org/drawingml/2006/picture">
+                  <pic:nvPicPr>
+                    <pic:cNvPr id="0" name="Picture 3"/>
+                    <pic:cNvPicPr>
+                      <a:picLocks noChangeAspect="1" noChangeArrowheads="1"/>
+                    </pic:cNvPicPr>
+                  </pic:nvPicPr>
+                  <pic:blipFill>
+                    <a:blip r:embed="rId8">
+                      <a:extLst>
+                        <a:ext uri="{28A0092B-C50C-407E-A947-70E740481C1C}">
+                          <a14:useLocalDpi xmlns:a14="http://schemas.microsoft.com/office/drawing/2010/main" val="0"/>
+                        </a:ext>
+                      </a:extLst>
+                    </a:blip>
+                    <a:srcRect/>
+                    <a:stretch>
+                      <a:fillRect/>
+                    </a:stretch>
+                  </pic:blipFill>
+                  <pic:spPr bwMode="auto">
+                    <a:xfrm>
+                      <a:off x="0" y="0"/>
+                      <a:ext cx="4488180" cy="2484120"/>
+                    </a:xfrm>
+                    <a:prstGeom prst="rect">
+                      <a:avLst/>
+                    </a:prstGeom>
+                    <a:noFill/>
+                    <a:ln>
+                      <a:noFill/>
+                    </a:ln>
+                  </pic:spPr>
+                </pic:pic>
+              </a:graphicData>
+            </a:graphic>
+          </wp:inline>
+        </w:drawing>
+      </w:r>
+    </w:p>
+    <w:p>
+      <w:pPr>
+        <w:jc w:val="center"/>
+        <w:rPr>
+          <w:lang w:val="en-US"/>
+        </w:rPr>
+      </w:pPr>
+      <w:r>
+        <w:t xml:space="preserve">Рисунок </w:t>
+      </w:r>
+      <w:r>
+        <w:t>4</w:t>
+      </w:r>
+      <w:r>
+        <w:t xml:space="preserve"> – Диаграмма потоков данных для </w:t>
+      </w:r>
+      <w:r>
+        <w:t>генерации юнит-тестов</w:t>
+      </w:r>
+    </w:p>
+    <w:p>
+      <w:pPr>
+        <w:jc w:val="center"/>
+      </w:pPr>
+      <w:r>
+        <w:rPr>
+          <w:noProof/>
+        </w:rPr>
+        <w:drawing>
+          <wp:inline distT="0" distB="0" distL="0" distR="0" wp14:anchorId="5CE0A5E5" wp14:editId="5F37E7DA">
+            <wp:extent cx="3665220" cy="2484120"/>
+            <wp:effectExtent l="0" t="0" r="0" b="0"/>
+            <wp:docPr id="18" name="Рисунок 18"/>
+            <wp:cNvGraphicFramePr>
+              <a:graphicFrameLocks xmlns:a="http://schemas.openxmlformats.org/drawingml/2006/main" noChangeAspect="1"/>
+            </wp:cNvGraphicFramePr>
+            <a:graphic xmlns:a="http://schemas.openxmlformats.org/drawingml/2006/main">
+              <a:graphicData uri="http://schemas.openxmlformats.org/drawingml/2006/picture">
+                <pic:pic xmlns:pic="http://schemas.openxmlformats.org/drawingml/2006/picture">
+                  <pic:nvPicPr>
+                    <pic:cNvPr id="0" name="Picture 5"/>
+                    <pic:cNvPicPr>
+                      <a:picLocks noChangeAspect="1" noChangeArrowheads="1"/>
+                    </pic:cNvPicPr>
+                  </pic:nvPicPr>
+                  <pic:blipFill>
+                    <a:blip r:embed="rId9">
+                      <a:extLst>
+                        <a:ext uri="{28A0092B-C50C-407E-A947-70E740481C1C}">
+                          <a14:useLocalDpi xmlns:a14="http://schemas.microsoft.com/office/drawing/2010/main" val="0"/>
+                        </a:ext>
+                      </a:extLst>
+                    </a:blip>
+                    <a:srcRect/>
+                    <a:stretch>
+                      <a:fillRect/>
+                    </a:stretch>
+                  </pic:blipFill>
+                  <pic:spPr bwMode="auto">
+                    <a:xfrm>
+                      <a:off x="0" y="0"/>
+                      <a:ext cx="3665220" cy="2484120"/>
+                    </a:xfrm>
+                    <a:prstGeom prst="rect">
+                      <a:avLst/>
+                    </a:prstGeom>
+                    <a:noFill/>
+                    <a:ln>
+                      <a:noFill/>
+                    </a:ln>
+                  </pic:spPr>
+                </pic:pic>
+              </a:graphicData>
+            </a:graphic>
+          </wp:inline>
+        </w:drawing>
+      </w:r>
+    </w:p>
+    <w:p>
+      <w:pPr>
+        <w:jc w:val="center"/>
+      </w:pPr>
+      <w:r>
+        <w:t xml:space="preserve">Рисунок </w:t>
+      </w:r>
+      <w:r>
+        <w:t>5</w:t>
+      </w:r>
+      <w:r>
+        <w:t xml:space="preserve"> – Диаграмма потоков данных для </w:t>
+      </w:r>
+      <w:r>
+        <w:t>валидации и экспорта</w:t>
       </w:r>
     </w:p>
     <w:p>
@@ -362,7 +541,7 @@
                     </pic:cNvPicPr>
                   </pic:nvPicPr>
                   <pic:blipFill>
-                    <a:blip r:embed="rId8">
+                    <a:blip r:embed="rId10">
                       <a:extLst>
                         <a:ext uri="{28A0092B-C50C-407E-A947-70E740481C1C}">
                           <a14:useLocalDpi xmlns:a14="http://schemas.microsoft.com/office/drawing/2010/main" val="0"/>
@@ -402,7 +581,7 @@
         <w:t xml:space="preserve">Рисунок </w:t>
       </w:r>
       <w:r>
-        <w:t>4</w:t>
+        <w:t>6</w:t>
       </w:r>
       <w:r>
         <w:t xml:space="preserve"> – </w:t>
@@ -441,7 +620,7 @@
                     </pic:cNvPicPr>
                   </pic:nvPicPr>
                   <pic:blipFill>
-                    <a:blip r:embed="rId9" cstate="print">
+                    <a:blip r:embed="rId11" cstate="print">
                       <a:extLst>
                         <a:ext uri="{28A0092B-C50C-407E-A947-70E740481C1C}">
                           <a14:useLocalDpi xmlns:a14="http://schemas.microsoft.com/office/drawing/2010/main" val="0"/>
@@ -481,7 +660,7 @@
         <w:t xml:space="preserve">Рисунок </w:t>
       </w:r>
       <w:r>
-        <w:t>5</w:t>
+        <w:t>7</w:t>
       </w:r>
       <w:r>
         <w:t xml:space="preserve"> – Процесс генерации юнит-тестов</w:t>
@@ -489,22 +668,15 @@
     </w:p>
     <w:p>
       <w:pPr>
-        <w:ind w:hanging="993"/>
-        <w:jc w:val="center"/>
-      </w:pPr>
-    </w:p>
-    <w:p>
-      <w:pPr>
         <w:ind w:firstLine="708"/>
-        <w:jc w:val="both"/>
+      </w:pPr>
+      <w:r>
+        <w:br w:type="column"/>
+      </w:r>
+      <w:r>
         <w:rPr>
           <w:b/>
         </w:rPr>
-      </w:pPr>
-      <w:r>
-        <w:rPr>
-          <w:b/>
-        </w:rPr>
         <w:t>Структура хранимой информации:</w:t>
       </w:r>
     </w:p>
@@ -553,10 +725,8 @@
         <w:t xml:space="preserve">на рисунке </w:t>
       </w:r>
       <w:r>
-        <w:t>6</w:t>
-      </w:r>
-      <w:bookmarkStart w:id="0" w:name="_GoBack"/>
-      <w:bookmarkEnd w:id="0"/>
+        <w:t>8</w:t>
+      </w:r>
       <w:r>
         <w:t>.</w:t>
       </w:r>
@@ -588,7 +758,7 @@
                     </pic:cNvPicPr>
                   </pic:nvPicPr>
                   <pic:blipFill>
-                    <a:blip r:embed="rId10">
+                    <a:blip r:embed="rId12">
                       <a:extLst>
                         <a:ext uri="{28A0092B-C50C-407E-A947-70E740481C1C}">
                           <a14:useLocalDpi xmlns:a14="http://schemas.microsoft.com/office/drawing/2010/main" val="0"/>
@@ -624,7 +794,7 @@
         <w:t xml:space="preserve">Рисунок </w:t>
       </w:r>
       <w:r>
-        <w:t>6</w:t>
+        <w:t>8</w:t>
       </w:r>
       <w:r>
         <w:t xml:space="preserve"> – </w:t>
@@ -899,15 +1069,93 @@
     <w:p>
       <w:pPr>
         <w:ind w:left="360" w:firstLine="348"/>
+        <w:jc w:val="center"/>
         <w:rPr>
           <w:b/>
         </w:rPr>
       </w:pPr>
       <w:r>
         <w:rPr>
+          <w:noProof/>
+        </w:rPr>
+        <w:drawing>
+          <wp:inline distT="0" distB="0" distL="0" distR="0" wp14:anchorId="6A8B8D0F" wp14:editId="55738A22">
+            <wp:extent cx="4366260" cy="5242560"/>
+            <wp:effectExtent l="0" t="0" r="0" b="0"/>
+            <wp:docPr id="17" name="Рисунок 17"/>
+            <wp:cNvGraphicFramePr>
+              <a:graphicFrameLocks xmlns:a="http://schemas.openxmlformats.org/drawingml/2006/main" noChangeAspect="1"/>
+            </wp:cNvGraphicFramePr>
+            <a:graphic xmlns:a="http://schemas.openxmlformats.org/drawingml/2006/main">
+              <a:graphicData uri="http://schemas.openxmlformats.org/drawingml/2006/picture">
+                <pic:pic xmlns:pic="http://schemas.openxmlformats.org/drawingml/2006/picture">
+                  <pic:nvPicPr>
+                    <pic:cNvPr id="0" name="Picture 3"/>
+                    <pic:cNvPicPr>
+                      <a:picLocks noChangeAspect="1" noChangeArrowheads="1"/>
+                    </pic:cNvPicPr>
+                  </pic:nvPicPr>
+                  <pic:blipFill>
+                    <a:blip r:embed="rId13">
+                      <a:extLst>
+                        <a:ext uri="{28A0092B-C50C-407E-A947-70E740481C1C}">
+                          <a14:useLocalDpi xmlns:a14="http://schemas.microsoft.com/office/drawing/2010/main" val="0"/>
+                        </a:ext>
+                      </a:extLst>
+                    </a:blip>
+                    <a:srcRect/>
+                    <a:stretch>
+                      <a:fillRect/>
+                    </a:stretch>
+                  </pic:blipFill>
+                  <pic:spPr bwMode="auto">
+                    <a:xfrm>
+                      <a:off x="0" y="0"/>
+                      <a:ext cx="4366260" cy="5242560"/>
+                    </a:xfrm>
+                    <a:prstGeom prst="rect">
+                      <a:avLst/>
+                    </a:prstGeom>
+                    <a:noFill/>
+                    <a:ln>
+                      <a:noFill/>
+                    </a:ln>
+                  </pic:spPr>
+                </pic:pic>
+              </a:graphicData>
+            </a:graphic>
+          </wp:inline>
+        </w:drawing>
+      </w:r>
+    </w:p>
+    <w:p>
+      <w:pPr>
+        <w:jc w:val="center"/>
+      </w:pPr>
+      <w:r>
+        <w:t xml:space="preserve">Рисунок </w:t>
+      </w:r>
+      <w:r>
+        <w:t>9</w:t>
+      </w:r>
+      <w:r>
+        <w:t xml:space="preserve"> – </w:t>
+      </w:r>
+      <w:r>
+        <w:t>Архитектура системы</w:t>
+      </w:r>
+    </w:p>
+    <w:p>
+      <w:pPr>
+        <w:ind w:left="360" w:firstLine="348"/>
+        <w:rPr>
           <w:b/>
         </w:rPr>
-        <w:lastRenderedPageBreak/>
+      </w:pPr>
+      <w:r>
+        <w:rPr>
+          <w:b/>
+        </w:rPr>
         <w:t>Особенности взаимодействия с пользователем:</w:t>
       </w:r>
     </w:p>
@@ -920,15 +1168,15 @@
         <w:t xml:space="preserve">На рисунках </w:t>
       </w:r>
       <w:r>
+        <w:t>10</w:t>
+      </w:r>
+      <w:r>
+        <w:t>-1</w:t>
+      </w:r>
+      <w:r>
         <w:t>7</w:t>
       </w:r>
       <w:r>
-        <w:t>-1</w:t>
-      </w:r>
-      <w:r>
-        <w:t>4</w:t>
-      </w:r>
-      <w:r>
         <w:t xml:space="preserve"> представлены макеты экранов.</w:t>
       </w:r>
     </w:p>
@@ -941,7 +1189,7 @@
         <w:t xml:space="preserve">Прототип экранной формы регистрации в системе представлен на рисунке </w:t>
       </w:r>
       <w:r>
-        <w:t>7</w:t>
+        <w:t>10</w:t>
       </w:r>
       <w:r>
         <w:t>.</w:t>
@@ -974,7 +1222,7 @@
                     </pic:cNvPicPr>
                   </pic:nvPicPr>
                   <pic:blipFill>
-                    <a:blip r:embed="rId11">
+                    <a:blip r:embed="rId14">
                       <a:extLst>
                         <a:ext uri="{28A0092B-C50C-407E-A947-70E740481C1C}">
                           <a14:useLocalDpi xmlns:a14="http://schemas.microsoft.com/office/drawing/2010/main" val="0"/>
@@ -1020,13 +1268,13 @@
         <w:t xml:space="preserve">Рисунок </w:t>
       </w:r>
       <w:r>
-        <w:rPr>
-          <w:noProof/>
-        </w:rPr>
-        <w:t>7</w:t>
-      </w:r>
-      <w:r>
-        <w:t xml:space="preserve"> – Прототип формы регистрации</w:t>
+        <w:t>10</w:t>
+      </w:r>
+      <w:r>
+        <w:t xml:space="preserve"> </w:t>
+      </w:r>
+      <w:r>
+        <w:t>– Прототип формы регистрации</w:t>
       </w:r>
     </w:p>
     <w:p>
@@ -1037,10 +1285,13 @@
         <w:t xml:space="preserve">На рисунке </w:t>
       </w:r>
       <w:r>
-        <w:t>7</w:t>
-      </w:r>
-      <w:r>
-        <w:t xml:space="preserve"> цифрами обозначены:</w:t>
+        <w:t>10</w:t>
+      </w:r>
+      <w:r>
+        <w:t xml:space="preserve"> </w:t>
+      </w:r>
+      <w:r>
+        <w:t>цифрами обозначены:</w:t>
       </w:r>
     </w:p>
     <w:p>
@@ -1093,7 +1344,10 @@
         <w:t xml:space="preserve">(рис. </w:t>
       </w:r>
       <w:r>
-        <w:t>9</w:t>
+        <w:t>1</w:t>
+      </w:r>
+      <w:r>
+        <w:t>2</w:t>
       </w:r>
       <w:r>
         <w:t>)</w:t>
@@ -1109,11 +1363,10 @@
         <w:jc w:val="both"/>
       </w:pPr>
       <w:r>
-        <w:lastRenderedPageBreak/>
         <w:t xml:space="preserve">Прототип экранной формы авторизации в системе представлен на рисунке </w:t>
       </w:r>
       <w:r>
-        <w:t>8</w:t>
+        <w:t>11</w:t>
       </w:r>
       <w:r>
         <w:t>.</w:t>
@@ -1146,7 +1399,7 @@
                     </pic:cNvPicPr>
                   </pic:nvPicPr>
                   <pic:blipFill>
-                    <a:blip r:embed="rId12">
+                    <a:blip r:embed="rId15">
                       <a:extLst>
                         <a:ext uri="{28A0092B-C50C-407E-A947-70E740481C1C}">
                           <a14:useLocalDpi xmlns:a14="http://schemas.microsoft.com/office/drawing/2010/main" val="0"/>
@@ -1189,7 +1442,7 @@
         <w:t xml:space="preserve">Рисунок </w:t>
       </w:r>
       <w:r>
-        <w:t>8</w:t>
+        <w:t>11</w:t>
       </w:r>
       <w:r>
         <w:t xml:space="preserve"> – Прототип формы авторизации</w:t>
@@ -1203,7 +1456,7 @@
         <w:t xml:space="preserve">На рисунке </w:t>
       </w:r>
       <w:r>
-        <w:t>8</w:t>
+        <w:t>11</w:t>
       </w:r>
       <w:r>
         <w:t xml:space="preserve"> </w:t>
@@ -1248,7 +1501,7 @@
         <w:t xml:space="preserve">(рис. </w:t>
       </w:r>
       <w:r>
-        <w:t>9</w:t>
+        <w:t>12</w:t>
       </w:r>
       <w:r>
         <w:t>)</w:t>
@@ -1279,7 +1532,7 @@
         <w:t xml:space="preserve">представлен на рисунке </w:t>
       </w:r>
       <w:r>
-        <w:t>9</w:t>
+        <w:t>12</w:t>
       </w:r>
       <w:r>
         <w:t>.</w:t>
@@ -1312,7 +1565,7 @@
                     </pic:cNvPicPr>
                   </pic:nvPicPr>
                   <pic:blipFill>
-                    <a:blip r:embed="rId13">
+                    <a:blip r:embed="rId16">
                       <a:extLst>
                         <a:ext uri="{28A0092B-C50C-407E-A947-70E740481C1C}">
                           <a14:useLocalDpi xmlns:a14="http://schemas.microsoft.com/office/drawing/2010/main" val="0"/>
@@ -1361,7 +1614,7 @@
         <w:rPr>
           <w:noProof/>
         </w:rPr>
-        <w:t>9</w:t>
+        <w:t>12</w:t>
       </w:r>
       <w:r>
         <w:t xml:space="preserve"> – Прототип формы </w:t>
@@ -1375,11 +1628,10 @@
         <w:jc w:val="both"/>
       </w:pPr>
       <w:r>
-        <w:lastRenderedPageBreak/>
         <w:t xml:space="preserve">На рисунке </w:t>
       </w:r>
       <w:r>
-        <w:t>9</w:t>
+        <w:t>12</w:t>
       </w:r>
       <w:r>
         <w:t xml:space="preserve"> цифрами обозначены:</w:t>
@@ -1502,7 +1754,7 @@
         <w:t xml:space="preserve"> представлен на рисунке </w:t>
       </w:r>
       <w:r>
-        <w:t>10</w:t>
+        <w:t>13</w:t>
       </w:r>
       <w:r>
         <w:t>.</w:t>
@@ -1535,7 +1787,7 @@
                     </pic:cNvPicPr>
                   </pic:nvPicPr>
                   <pic:blipFill>
-                    <a:blip r:embed="rId14" cstate="print">
+                    <a:blip r:embed="rId17" cstate="print">
                       <a:extLst>
                         <a:ext uri="{28A0092B-C50C-407E-A947-70E740481C1C}">
                           <a14:useLocalDpi xmlns:a14="http://schemas.microsoft.com/office/drawing/2010/main" val="0"/>
@@ -1581,7 +1833,10 @@
         <w:t xml:space="preserve">Рисунок </w:t>
       </w:r>
       <w:r>
-        <w:t>10</w:t>
+        <w:t>13</w:t>
+      </w:r>
+      <w:r>
+        <w:t xml:space="preserve"> </w:t>
       </w:r>
       <w:r>
         <w:t xml:space="preserve">– Прототип формы </w:t>
@@ -1598,7 +1853,10 @@
         <w:t xml:space="preserve">На рисунке </w:t>
       </w:r>
       <w:r>
-        <w:t xml:space="preserve">10 </w:t>
+        <w:t>13</w:t>
+      </w:r>
+      <w:r>
+        <w:t xml:space="preserve"> </w:t>
       </w:r>
       <w:r>
         <w:t>цифрами обозначены:</w:t>
@@ -1674,7 +1932,7 @@
         <w:t xml:space="preserve">(рис. </w:t>
       </w:r>
       <w:r>
-        <w:t>11</w:t>
+        <w:t>14</w:t>
       </w:r>
       <w:r>
         <w:t>).</w:t>
@@ -1694,7 +1952,6 @@
         <w:br w:type="column"/>
       </w:r>
       <w:r>
-        <w:lastRenderedPageBreak/>
         <w:t xml:space="preserve">Прототип экранной формы </w:t>
       </w:r>
       <w:r>
@@ -1704,7 +1961,7 @@
         <w:t xml:space="preserve"> представлен на рисунке </w:t>
       </w:r>
       <w:r>
-        <w:t>11</w:t>
+        <w:t>14</w:t>
       </w:r>
       <w:r>
         <w:t>.</w:t>
@@ -1737,7 +1994,7 @@
                     </pic:cNvPicPr>
                   </pic:nvPicPr>
                   <pic:blipFill>
-                    <a:blip r:embed="rId15">
+                    <a:blip r:embed="rId18">
                       <a:extLst>
                         <a:ext uri="{28A0092B-C50C-407E-A947-70E740481C1C}">
                           <a14:useLocalDpi xmlns:a14="http://schemas.microsoft.com/office/drawing/2010/main" val="0"/>
@@ -1786,7 +2043,7 @@
         <w:rPr>
           <w:noProof/>
         </w:rPr>
-        <w:t>11</w:t>
+        <w:t>14</w:t>
       </w:r>
       <w:r>
         <w:t xml:space="preserve"> – Прототип формы </w:t>
@@ -1803,7 +2060,7 @@
         <w:t xml:space="preserve">На рисунке </w:t>
       </w:r>
       <w:r>
-        <w:t>11</w:t>
+        <w:t>14</w:t>
       </w:r>
       <w:r>
         <w:t xml:space="preserve"> цифрами обозначены:</w:t>
@@ -1899,7 +2156,7 @@
         <w:t xml:space="preserve">(рис. </w:t>
       </w:r>
       <w:r>
-        <w:t>12</w:t>
+        <w:t>15</w:t>
       </w:r>
       <w:r>
         <w:t>).</w:t>
@@ -1920,7 +2177,7 @@
         <w:t xml:space="preserve"> представлен на рисунке </w:t>
       </w:r>
       <w:r>
-        <w:t>12</w:t>
+        <w:t>15</w:t>
       </w:r>
       <w:r>
         <w:t>.</w:t>
@@ -1935,7 +2192,6 @@
         <w:rPr>
           <w:noProof/>
         </w:rPr>
-        <w:lastRenderedPageBreak/>
         <w:drawing>
           <wp:inline distT="0" distB="0" distL="0" distR="0" wp14:anchorId="16F5F46E" wp14:editId="74AEECC2">
             <wp:extent cx="4861560" cy="2552124"/>
@@ -1954,7 +2210,7 @@
                     </pic:cNvPicPr>
                   </pic:nvPicPr>
                   <pic:blipFill>
-                    <a:blip r:embed="rId16" cstate="print">
+                    <a:blip r:embed="rId19" cstate="print">
                       <a:extLst>
                         <a:ext uri="{28A0092B-C50C-407E-A947-70E740481C1C}">
                           <a14:useLocalDpi xmlns:a14="http://schemas.microsoft.com/office/drawing/2010/main" val="0"/>
@@ -2003,7 +2259,7 @@
         <w:rPr>
           <w:noProof/>
         </w:rPr>
-        <w:t>12</w:t>
+        <w:t>15</w:t>
       </w:r>
       <w:r>
         <w:t xml:space="preserve"> – Прототип формы </w:t>
@@ -2020,7 +2276,7 @@
         <w:t xml:space="preserve">На рисунке </w:t>
       </w:r>
       <w:r>
-        <w:t>12</w:t>
+        <w:t>15</w:t>
       </w:r>
       <w:r>
         <w:t xml:space="preserve"> цифрами обозначены:</w:t>
@@ -2129,7 +2385,7 @@
         <w:t xml:space="preserve"> представлен на рисунке </w:t>
       </w:r>
       <w:r>
-        <w:t>13</w:t>
+        <w:t>16</w:t>
       </w:r>
       <w:r>
         <w:t>.</w:t>
@@ -2162,7 +2418,7 @@
                     </pic:cNvPicPr>
                   </pic:nvPicPr>
                   <pic:blipFill>
-                    <a:blip r:embed="rId17">
+                    <a:blip r:embed="rId20">
                       <a:extLst>
                         <a:ext uri="{28A0092B-C50C-407E-A947-70E740481C1C}">
                           <a14:useLocalDpi xmlns:a14="http://schemas.microsoft.com/office/drawing/2010/main" val="0"/>
@@ -2211,7 +2467,7 @@
         <w:rPr>
           <w:noProof/>
         </w:rPr>
-        <w:t>13</w:t>
+        <w:t>16</w:t>
       </w:r>
       <w:r>
         <w:t xml:space="preserve"> – Прототип формы </w:t>
@@ -2225,11 +2481,10 @@
         <w:jc w:val="both"/>
       </w:pPr>
       <w:r>
-        <w:lastRenderedPageBreak/>
         <w:t xml:space="preserve">На рисунке </w:t>
       </w:r>
       <w:r>
-        <w:t>13</w:t>
+        <w:t>16</w:t>
       </w:r>
       <w:r>
         <w:t xml:space="preserve"> цифрами обозначены:</w:t>
@@ -2300,7 +2555,7 @@
         <w:t xml:space="preserve"> представлен на рисунке </w:t>
       </w:r>
       <w:r>
-        <w:t>14.</w:t>
+        <w:t>17.</w:t>
       </w:r>
     </w:p>
     <w:p>
@@ -2330,7 +2585,7 @@
                     </pic:cNvPicPr>
                   </pic:nvPicPr>
                   <pic:blipFill>
-                    <a:blip r:embed="rId18">
+                    <a:blip r:embed="rId21">
                       <a:extLst>
                         <a:ext uri="{28A0092B-C50C-407E-A947-70E740481C1C}">
                           <a14:useLocalDpi xmlns:a14="http://schemas.microsoft.com/office/drawing/2010/main" val="0"/>
@@ -2373,13 +2628,13 @@
         <w:t xml:space="preserve">Рисунок </w:t>
       </w:r>
       <w:r>
-        <w:rPr>
-          <w:noProof/>
-        </w:rPr>
-        <w:t>14</w:t>
-      </w:r>
-      <w:r>
-        <w:t xml:space="preserve"> – Прототип формы </w:t>
+        <w:t>17</w:t>
+      </w:r>
+      <w:r>
+        <w:t xml:space="preserve"> </w:t>
+      </w:r>
+      <w:r>
+        <w:t xml:space="preserve">– Прототип формы </w:t>
       </w:r>
       <w:r>
         <w:t>настройки</w:t>
@@ -2393,10 +2648,15 @@
         <w:t xml:space="preserve">На рисунке </w:t>
       </w:r>
       <w:r>
-        <w:t>14</w:t>
-      </w:r>
-      <w:r>
-        <w:t xml:space="preserve"> цифрами указаны:</w:t>
+        <w:t>17</w:t>
+      </w:r>
+      <w:r>
+        <w:t xml:space="preserve"> </w:t>
+      </w:r>
+      <w:bookmarkStart w:id="0" w:name="_GoBack"/>
+      <w:bookmarkEnd w:id="0"/>
+      <w:r>
+        <w:t>цифрами указаны:</w:t>
       </w:r>
     </w:p>
     <w:p>

--- a/Технический проект.docx
+++ b/Технический проект.docx
@@ -383,9 +383,6 @@
     <w:p>
       <w:pPr>
         <w:jc w:val="center"/>
-        <w:rPr>
-          <w:lang w:val="en-US"/>
-        </w:rPr>
       </w:pPr>
       <w:r>
         <w:t xml:space="preserve">Рисунок </w:t>
@@ -394,10 +391,7 @@
         <w:t>4</w:t>
       </w:r>
       <w:r>
-        <w:t xml:space="preserve"> – Диаграмма потоков данных для </w:t>
-      </w:r>
-      <w:r>
-        <w:t>генерации юнит-тестов</w:t>
+        <w:t xml:space="preserve"> – Диаграмма потоков данных для генерации юнит-тестов</w:t>
       </w:r>
     </w:p>
     <w:p>
@@ -469,10 +463,7 @@
         <w:t>5</w:t>
       </w:r>
       <w:r>
-        <w:t xml:space="preserve"> – Диаграмма потоков данных для </w:t>
-      </w:r>
-      <w:r>
-        <w:t>валидации и экспорта</w:t>
+        <w:t xml:space="preserve"> – Диаграмма потоков данных для валидации и экспорта</w:t>
       </w:r>
     </w:p>
     <w:p>
@@ -487,6 +478,7 @@
         <w:rPr>
           <w:b/>
         </w:rPr>
+        <w:lastRenderedPageBreak/>
         <w:t>Спецификации процессов:</w:t>
       </w:r>
     </w:p>
@@ -739,7 +731,6 @@
         <w:rPr>
           <w:noProof/>
         </w:rPr>
-        <w:lastRenderedPageBreak/>
         <w:drawing>
           <wp:inline distT="0" distB="0" distL="0" distR="0" wp14:anchorId="35986D2C" wp14:editId="1437089B">
             <wp:extent cx="5731510" cy="5098415"/>
@@ -936,14 +927,12 @@
       <w:r>
         <w:t xml:space="preserve"> (</w:t>
       </w:r>
-      <w:proofErr w:type="spellStart"/>
       <w:r>
         <w:rPr>
           <w:lang w:val="en-US"/>
         </w:rPr>
-        <w:t>FastAPI</w:t>
-      </w:r>
-      <w:proofErr w:type="spellEnd"/>
+        <w:t>Django</w:t>
+      </w:r>
       <w:r>
         <w:t>)</w:t>
       </w:r>
@@ -1079,10 +1068,10 @@
           <w:noProof/>
         </w:rPr>
         <w:drawing>
-          <wp:inline distT="0" distB="0" distL="0" distR="0" wp14:anchorId="6A8B8D0F" wp14:editId="55738A22">
-            <wp:extent cx="4366260" cy="5242560"/>
+          <wp:inline distT="0" distB="0" distL="0" distR="0" wp14:anchorId="20475337" wp14:editId="60FB7F86">
+            <wp:extent cx="3360420" cy="4998720"/>
             <wp:effectExtent l="0" t="0" r="0" b="0"/>
-            <wp:docPr id="17" name="Рисунок 17"/>
+            <wp:docPr id="2" name="Рисунок 2"/>
             <wp:cNvGraphicFramePr>
               <a:graphicFrameLocks xmlns:a="http://schemas.openxmlformats.org/drawingml/2006/main" noChangeAspect="1"/>
             </wp:cNvGraphicFramePr>
@@ -1090,7 +1079,7 @@
               <a:graphicData uri="http://schemas.openxmlformats.org/drawingml/2006/picture">
                 <pic:pic xmlns:pic="http://schemas.openxmlformats.org/drawingml/2006/picture">
                   <pic:nvPicPr>
-                    <pic:cNvPr id="0" name="Picture 3"/>
+                    <pic:cNvPr id="0" name="Picture 1"/>
                     <pic:cNvPicPr>
                       <a:picLocks noChangeAspect="1" noChangeArrowheads="1"/>
                     </pic:cNvPicPr>
@@ -1111,7 +1100,7 @@
                   <pic:spPr bwMode="auto">
                     <a:xfrm>
                       <a:off x="0" y="0"/>
-                      <a:ext cx="4366260" cy="5242560"/>
+                      <a:ext cx="3360420" cy="4998720"/>
                     </a:xfrm>
                     <a:prstGeom prst="rect">
                       <a:avLst/>
@@ -1127,6 +1116,8 @@
           </wp:inline>
         </w:drawing>
       </w:r>
+      <w:bookmarkStart w:id="0" w:name="_GoBack"/>
+      <w:bookmarkEnd w:id="0"/>
     </w:p>
     <w:p>
       <w:pPr>
@@ -1268,10 +1259,7 @@
         <w:t xml:space="preserve">Рисунок </w:t>
       </w:r>
       <w:r>
-        <w:t>10</w:t>
-      </w:r>
-      <w:r>
-        <w:t xml:space="preserve"> </w:t>
+        <w:t xml:space="preserve">10 </w:t>
       </w:r>
       <w:r>
         <w:t>– Прототип формы регистрации</w:t>
@@ -1285,10 +1273,7 @@
         <w:t xml:space="preserve">На рисунке </w:t>
       </w:r>
       <w:r>
-        <w:t>10</w:t>
-      </w:r>
-      <w:r>
-        <w:t xml:space="preserve"> </w:t>
+        <w:t xml:space="preserve">10 </w:t>
       </w:r>
       <w:r>
         <w:t>цифрами обозначены:</w:t>
@@ -2628,10 +2613,7 @@
         <w:t xml:space="preserve">Рисунок </w:t>
       </w:r>
       <w:r>
-        <w:t>17</w:t>
-      </w:r>
-      <w:r>
-        <w:t xml:space="preserve"> </w:t>
+        <w:t xml:space="preserve">17 </w:t>
       </w:r>
       <w:r>
         <w:t xml:space="preserve">– Прототип формы </w:t>
@@ -2648,13 +2630,8 @@
         <w:t xml:space="preserve">На рисунке </w:t>
       </w:r>
       <w:r>
-        <w:t>17</w:t>
-      </w:r>
-      <w:r>
-        <w:t xml:space="preserve"> </w:t>
-      </w:r>
-      <w:bookmarkStart w:id="0" w:name="_GoBack"/>
-      <w:bookmarkEnd w:id="0"/>
+        <w:t xml:space="preserve">17 </w:t>
+      </w:r>
       <w:r>
         <w:t>цифрами указаны:</w:t>
       </w:r>
